--- a/Diplom/3908f741b2ab38cc0fcbba51bccb9c36.docx
+++ b/Diplom/3908f741b2ab38cc0fcbba51bccb9c36.docx
@@ -13970,7 +13970,40 @@
         <w:ind w:left="0" w:firstLine="709"/>
       </w:pPr>
       <w:r>
-        <w:t>Авторизированный пользователь системы имеет право и возможность изменять и добавлять записи. Это означает, что если пользователю предоставлен доступ к системе путем аутентификации, он может вносить изменения в существующие записи и создавать новые. Эта функциональность позволяет пользователю управлять и обновлять информацию в системе в соответствии с его потребностями и обязанностями.</w:t>
+        <w:t>Авторизированный пользователь системы</w:t>
+      </w:r>
+      <w:r>
+        <w:rPr>
+          <w:rFonts w:hint="default"/>
+          <w:lang w:val="ru-RU"/>
+        </w:rPr>
+        <w:t xml:space="preserve"> в роли «Администратор»</w:t>
+      </w:r>
+      <w:r>
+        <w:t xml:space="preserve"> имеет право и возможность изменять и добавлять записи.</w:t>
+      </w:r>
+      <w:r>
+        <w:rPr>
+          <w:rFonts w:hint="default"/>
+          <w:lang w:val="ru-RU"/>
+        </w:rPr>
+        <w:t xml:space="preserve"> </w:t>
+      </w:r>
+      <w:r>
+        <w:rPr>
+          <w:lang w:val="ru-RU"/>
+        </w:rPr>
+        <w:t>Если</w:t>
+      </w:r>
+      <w:r>
+        <w:rPr>
+          <w:rFonts w:hint="default"/>
+          <w:lang w:val="ru-RU"/>
+        </w:rPr>
+        <w:t xml:space="preserve"> же роль авторизированного пользователя «Учитель», то он имеет право на фильтрацию данных и экспорт отчетов для печати.</w:t>
+      </w:r>
+      <w:r>
+        <w:t xml:space="preserve"> Это означает, что если пользователю предоставлен доступ к системе путем аутентификации, он может вносить изменения в существующие записи и создавать новые. Эта функциональность позволяет пользователю управлять и обновлять информацию в системе в соответствии с его потребностями и обязанностями.</w:t>
       </w:r>
     </w:p>
     <w:p>
@@ -13994,16 +14027,6 @@
         <w:ind w:firstLine="709"/>
         <w:jc w:val="both"/>
       </w:pPr>
-      <w:r>
-        <w:t>При запуске приложения открывается форма авторизации пользователя. Если пользователь имеет свою учетную запись, то сможет войти в систему. В окне авторизации есть пункт Регистрация. Пользователь может самостоятельно зарегистрироваться: ввести свой логин, пароль и выбрать роль пользователя</w:t>
-      </w:r>
-    </w:p>
-    <w:p>
-      <w:pPr>
-        <w:spacing w:after="0" w:line="360" w:lineRule="auto"/>
-        <w:ind w:firstLine="709"/>
-        <w:jc w:val="both"/>
-      </w:pPr>
     </w:p>
     <w:p>
       <w:pPr>
@@ -14043,16 +14066,6 @@
       </w:pPr>
       <w:r>
         <w:t>По сколько приложение имеет множество различной информаций для ускорения работы реализовал все возможную фильтрацию этой информаций [33]</w:t>
-      </w:r>
-    </w:p>
-    <w:p>
-      <w:pPr>
-        <w:spacing w:after="0" w:line="360" w:lineRule="auto"/>
-        <w:ind w:firstLine="709"/>
-        <w:jc w:val="both"/>
-      </w:pPr>
-      <w:r>
-        <w:t xml:space="preserve">Фильтрация (см. Рисунок 18) встречает пользователя сразу же на главном окне </w:t>
       </w:r>
     </w:p>
     <w:p>
@@ -14244,12 +14257,7 @@
         <w:jc w:val="both"/>
       </w:pPr>
       <w:r>
-        <w:t xml:space="preserve">С помощью этой области на окне пользователь может с помощью поля </w:t>
-      </w:r>
-      <w:bookmarkStart w:id="36" w:name="_GoBack"/>
-      <w:bookmarkEnd w:id="36"/>
-      <w:r>
-        <w:t>для ввода “</w:t>
+        <w:t>С помощью этой области на окне пользователь может с помощью поля для ввода “</w:t>
       </w:r>
       <w:r>
         <w:rPr>
@@ -14816,17 +14824,21 @@
     </w:p>
     <w:p>
       <w:pPr>
-        <w:keepNext/>
-        <w:spacing w:before="120"/>
-        <w:ind w:left="0" w:leftChars="0" w:firstLine="0" w:firstLineChars="0"/>
+        <w:pStyle w:val="29"/>
+        <w:numPr>
+          <w:ilvl w:val="0"/>
+          <w:numId w:val="0"/>
+        </w:numPr>
+        <w:spacing w:after="0" w:line="360" w:lineRule="auto"/>
+        <w:ind w:left="709" w:leftChars="0"/>
         <w:jc w:val="center"/>
       </w:pPr>
       <w:r>
         <w:drawing>
           <wp:inline distT="0" distB="0" distL="114300" distR="114300">
-            <wp:extent cx="2284730" cy="2386330"/>
-            <wp:effectExtent l="0" t="0" r="1270" b="13970"/>
-            <wp:docPr id="86" name="Изображение 8"/>
+            <wp:extent cx="2814320" cy="4831080"/>
+            <wp:effectExtent l="0" t="0" r="5080" b="7620"/>
+            <wp:docPr id="2" name="Изображение 1"/>
             <wp:cNvGraphicFramePr>
               <a:graphicFrameLocks xmlns:a="http://schemas.openxmlformats.org/drawingml/2006/main" noChangeAspect="1"/>
             </wp:cNvGraphicFramePr>
@@ -14834,7 +14846,7 @@
               <a:graphicData uri="http://schemas.openxmlformats.org/drawingml/2006/picture">
                 <pic:pic xmlns:pic="http://schemas.openxmlformats.org/drawingml/2006/picture">
                   <pic:nvPicPr>
-                    <pic:cNvPr id="86" name="Изображение 8"/>
+                    <pic:cNvPr id="2" name="Изображение 1"/>
                     <pic:cNvPicPr>
                       <a:picLocks noChangeAspect="1"/>
                     </pic:cNvPicPr>
@@ -14848,7 +14860,7 @@
                   <pic:spPr>
                     <a:xfrm>
                       <a:off x="0" y="0"/>
-                      <a:ext cx="2284730" cy="2386330"/>
+                      <a:ext cx="2814320" cy="4831080"/>
                     </a:xfrm>
                     <a:prstGeom prst="rect">
                       <a:avLst/>
@@ -14867,6 +14879,14 @@
     </w:p>
     <w:p>
       <w:pPr>
+        <w:keepNext/>
+        <w:spacing w:before="120"/>
+        <w:ind w:left="0" w:leftChars="0" w:firstLine="0" w:firstLineChars="0"/>
+        <w:jc w:val="center"/>
+      </w:pPr>
+    </w:p>
+    <w:p>
+      <w:pPr>
         <w:pStyle w:val="12"/>
         <w:jc w:val="center"/>
         <w:rPr>
@@ -14965,6 +14985,49 @@
         <w:jc w:val="center"/>
       </w:pPr>
       <w:r>
+        <w:drawing>
+          <wp:inline distT="0" distB="0" distL="114300" distR="114300">
+            <wp:extent cx="3848100" cy="2609850"/>
+            <wp:effectExtent l="0" t="0" r="0" b="0"/>
+            <wp:docPr id="11" name="Изображение 2"/>
+            <wp:cNvGraphicFramePr>
+              <a:graphicFrameLocks xmlns:a="http://schemas.openxmlformats.org/drawingml/2006/main" noChangeAspect="1"/>
+            </wp:cNvGraphicFramePr>
+            <a:graphic xmlns:a="http://schemas.openxmlformats.org/drawingml/2006/main">
+              <a:graphicData uri="http://schemas.openxmlformats.org/drawingml/2006/picture">
+                <pic:pic xmlns:pic="http://schemas.openxmlformats.org/drawingml/2006/picture">
+                  <pic:nvPicPr>
+                    <pic:cNvPr id="11" name="Изображение 2"/>
+                    <pic:cNvPicPr>
+                      <a:picLocks noChangeAspect="1"/>
+                    </pic:cNvPicPr>
+                  </pic:nvPicPr>
+                  <pic:blipFill>
+                    <a:blip r:embed="rId31"/>
+                    <a:stretch>
+                      <a:fillRect/>
+                    </a:stretch>
+                  </pic:blipFill>
+                  <pic:spPr>
+                    <a:xfrm>
+                      <a:off x="0" y="0"/>
+                      <a:ext cx="3848100" cy="2609850"/>
+                    </a:xfrm>
+                    <a:prstGeom prst="rect">
+                      <a:avLst/>
+                    </a:prstGeom>
+                    <a:noFill/>
+                    <a:ln>
+                      <a:noFill/>
+                    </a:ln>
+                  </pic:spPr>
+                </pic:pic>
+              </a:graphicData>
+            </a:graphic>
+          </wp:inline>
+        </w:drawing>
+      </w:r>
+      <w:r>
         <w:t xml:space="preserve"> </w:t>
       </w:r>
     </w:p>
@@ -15077,7 +15140,109 @@
         <w:spacing w:before="120"/>
         <w:ind w:firstLine="709"/>
         <w:jc w:val="center"/>
-      </w:pPr>
+        <w:rPr>
+          <w:rFonts w:hint="default"/>
+          <w:lang w:val="en-US"/>
+        </w:rPr>
+      </w:pPr>
+      <w:r>
+        <w:drawing>
+          <wp:inline distT="0" distB="0" distL="114300" distR="114300">
+            <wp:extent cx="3905250" cy="2819400"/>
+            <wp:effectExtent l="0" t="0" r="0" b="0"/>
+            <wp:docPr id="14" name="Изображение 3"/>
+            <wp:cNvGraphicFramePr>
+              <a:graphicFrameLocks xmlns:a="http://schemas.openxmlformats.org/drawingml/2006/main" noChangeAspect="1"/>
+            </wp:cNvGraphicFramePr>
+            <a:graphic xmlns:a="http://schemas.openxmlformats.org/drawingml/2006/main">
+              <a:graphicData uri="http://schemas.openxmlformats.org/drawingml/2006/picture">
+                <pic:pic xmlns:pic="http://schemas.openxmlformats.org/drawingml/2006/picture">
+                  <pic:nvPicPr>
+                    <pic:cNvPr id="14" name="Изображение 3"/>
+                    <pic:cNvPicPr>
+                      <a:picLocks noChangeAspect="1"/>
+                    </pic:cNvPicPr>
+                  </pic:nvPicPr>
+                  <pic:blipFill>
+                    <a:blip r:embed="rId32"/>
+                    <a:stretch>
+                      <a:fillRect/>
+                    </a:stretch>
+                  </pic:blipFill>
+                  <pic:spPr>
+                    <a:xfrm>
+                      <a:off x="0" y="0"/>
+                      <a:ext cx="3905250" cy="2819400"/>
+                    </a:xfrm>
+                    <a:prstGeom prst="rect">
+                      <a:avLst/>
+                    </a:prstGeom>
+                    <a:noFill/>
+                    <a:ln>
+                      <a:noFill/>
+                    </a:ln>
+                  </pic:spPr>
+                </pic:pic>
+              </a:graphicData>
+            </a:graphic>
+          </wp:inline>
+        </w:drawing>
+      </w:r>
+    </w:p>
+    <w:p>
+      <w:pPr>
+        <w:keepNext/>
+        <w:spacing w:before="120"/>
+        <w:ind w:firstLine="709"/>
+        <w:jc w:val="center"/>
+        <w:rPr>
+          <w:rFonts w:hint="default"/>
+          <w:lang w:val="en-US"/>
+        </w:rPr>
+      </w:pPr>
+      <w:r>
+        <w:drawing>
+          <wp:inline distT="0" distB="0" distL="114300" distR="114300">
+            <wp:extent cx="3886200" cy="2628900"/>
+            <wp:effectExtent l="0" t="0" r="0" b="0"/>
+            <wp:docPr id="15" name="Изображение 4"/>
+            <wp:cNvGraphicFramePr>
+              <a:graphicFrameLocks xmlns:a="http://schemas.openxmlformats.org/drawingml/2006/main" noChangeAspect="1"/>
+            </wp:cNvGraphicFramePr>
+            <a:graphic xmlns:a="http://schemas.openxmlformats.org/drawingml/2006/main">
+              <a:graphicData uri="http://schemas.openxmlformats.org/drawingml/2006/picture">
+                <pic:pic xmlns:pic="http://schemas.openxmlformats.org/drawingml/2006/picture">
+                  <pic:nvPicPr>
+                    <pic:cNvPr id="15" name="Изображение 4"/>
+                    <pic:cNvPicPr>
+                      <a:picLocks noChangeAspect="1"/>
+                    </pic:cNvPicPr>
+                  </pic:nvPicPr>
+                  <pic:blipFill>
+                    <a:blip r:embed="rId33"/>
+                    <a:stretch>
+                      <a:fillRect/>
+                    </a:stretch>
+                  </pic:blipFill>
+                  <pic:spPr>
+                    <a:xfrm>
+                      <a:off x="0" y="0"/>
+                      <a:ext cx="3886200" cy="2628900"/>
+                    </a:xfrm>
+                    <a:prstGeom prst="rect">
+                      <a:avLst/>
+                    </a:prstGeom>
+                    <a:noFill/>
+                    <a:ln>
+                      <a:noFill/>
+                    </a:ln>
+                  </pic:spPr>
+                </pic:pic>
+              </a:graphicData>
+            </a:graphic>
+          </wp:inline>
+        </w:drawing>
+      </w:r>
     </w:p>
     <w:p>
       <w:pPr>
@@ -15264,6 +15429,8 @@
         <w:spacing w:before="120"/>
         <w:jc w:val="center"/>
       </w:pPr>
+      <w:bookmarkStart w:id="36" w:name="_GoBack"/>
+      <w:bookmarkEnd w:id="36"/>
     </w:p>
     <w:p>
       <w:pPr>
@@ -15431,7 +15598,7 @@
                     </pic:cNvPicPr>
                   </pic:nvPicPr>
                   <pic:blipFill>
-                    <a:blip r:embed="rId31"/>
+                    <a:blip r:embed="rId34"/>
                     <a:stretch>
                       <a:fillRect/>
                     </a:stretch>
@@ -15592,7 +15759,7 @@
                     </pic:cNvPicPr>
                   </pic:nvPicPr>
                   <pic:blipFill>
-                    <a:blip r:embed="rId32"/>
+                    <a:blip r:embed="rId35"/>
                     <a:stretch>
                       <a:fillRect/>
                     </a:stretch>
@@ -15737,7 +15904,7 @@
                     </pic:cNvPicPr>
                   </pic:nvPicPr>
                   <pic:blipFill>
-                    <a:blip r:embed="rId33"/>
+                    <a:blip r:embed="rId36"/>
                     <a:stretch>
                       <a:fillRect/>
                     </a:stretch>
@@ -15895,7 +16062,7 @@
                     </pic:cNvPicPr>
                   </pic:nvPicPr>
                   <pic:blipFill>
-                    <a:blip r:embed="rId34"/>
+                    <a:blip r:embed="rId37"/>
                     <a:stretch>
                       <a:fillRect/>
                     </a:stretch>
@@ -15948,7 +16115,7 @@
                     </pic:cNvPicPr>
                   </pic:nvPicPr>
                   <pic:blipFill>
-                    <a:blip r:embed="rId35"/>
+                    <a:blip r:embed="rId38"/>
                     <a:stretch>
                       <a:fillRect/>
                     </a:stretch>
@@ -16001,7 +16168,7 @@
                     </pic:cNvPicPr>
                   </pic:nvPicPr>
                   <pic:blipFill>
-                    <a:blip r:embed="rId36"/>
+                    <a:blip r:embed="rId39"/>
                     <a:stretch>
                       <a:fillRect/>
                     </a:stretch>
@@ -16117,7 +16284,7 @@
                     </pic:cNvPicPr>
                   </pic:nvPicPr>
                   <pic:blipFill>
-                    <a:blip r:embed="rId37"/>
+                    <a:blip r:embed="rId40"/>
                     <a:stretch>
                       <a:fillRect/>
                     </a:stretch>
@@ -16267,7 +16434,7 @@
                     </pic:cNvPicPr>
                   </pic:nvPicPr>
                   <pic:blipFill>
-                    <a:blip r:embed="rId38"/>
+                    <a:blip r:embed="rId41"/>
                     <a:stretch>
                       <a:fillRect/>
                     </a:stretch>
@@ -16415,7 +16582,7 @@
                     </pic:cNvPicPr>
                   </pic:nvPicPr>
                   <pic:blipFill>
-                    <a:blip r:embed="rId39"/>
+                    <a:blip r:embed="rId42"/>
                     <a:stretch>
                       <a:fillRect/>
                     </a:stretch>
@@ -16560,7 +16727,7 @@
                     </pic:cNvPicPr>
                   </pic:nvPicPr>
                   <pic:blipFill>
-                    <a:blip r:embed="rId40"/>
+                    <a:blip r:embed="rId43"/>
                     <a:stretch>
                       <a:fillRect/>
                     </a:stretch>
@@ -16714,7 +16881,7 @@
                     </pic:cNvPicPr>
                   </pic:nvPicPr>
                   <pic:blipFill>
-                    <a:blip r:embed="rId41"/>
+                    <a:blip r:embed="rId44"/>
                     <a:stretch>
                       <a:fillRect/>
                     </a:stretch>
@@ -16864,7 +17031,7 @@
                     </pic:cNvPicPr>
                   </pic:nvPicPr>
                   <pic:blipFill>
-                    <a:blip r:embed="rId42"/>
+                    <a:blip r:embed="rId45"/>
                     <a:stretch>
                       <a:fillRect/>
                     </a:stretch>
@@ -17002,7 +17169,7 @@
                     </pic:cNvPicPr>
                   </pic:nvPicPr>
                   <pic:blipFill>
-                    <a:blip r:embed="rId43"/>
+                    <a:blip r:embed="rId46"/>
                     <a:stretch>
                       <a:fillRect/>
                     </a:stretch>
@@ -17151,7 +17318,7 @@
                     </pic:cNvPicPr>
                   </pic:nvPicPr>
                   <pic:blipFill>
-                    <a:blip r:embed="rId44"/>
+                    <a:blip r:embed="rId47"/>
                     <a:stretch>
                       <a:fillRect/>
                     </a:stretch>
@@ -17299,7 +17466,7 @@
                     </pic:cNvPicPr>
                   </pic:nvPicPr>
                   <pic:blipFill>
-                    <a:blip r:embed="rId45"/>
+                    <a:blip r:embed="rId48"/>
                     <a:stretch>
                       <a:fillRect/>
                     </a:stretch>
@@ -17724,7 +17891,7 @@
                     </pic:cNvPicPr>
                   </pic:nvPicPr>
                   <pic:blipFill>
-                    <a:blip r:embed="rId46"/>
+                    <a:blip r:embed="rId49"/>
                     <a:stretch>
                       <a:fillRect/>
                     </a:stretch>
@@ -17885,7 +18052,7 @@
                     </pic:cNvPicPr>
                   </pic:nvPicPr>
                   <pic:blipFill>
-                    <a:blip r:embed="rId47"/>
+                    <a:blip r:embed="rId50"/>
                     <a:stretch>
                       <a:fillRect/>
                     </a:stretch>
@@ -18049,7 +18216,7 @@
                     </pic:cNvPicPr>
                   </pic:nvPicPr>
                   <pic:blipFill>
-                    <a:blip r:embed="rId48"/>
+                    <a:blip r:embed="rId51"/>
                     <a:stretch>
                       <a:fillRect/>
                     </a:stretch>
@@ -18192,7 +18359,7 @@
                     </pic:cNvPicPr>
                   </pic:nvPicPr>
                   <pic:blipFill>
-                    <a:blip r:embed="rId49"/>
+                    <a:blip r:embed="rId52"/>
                     <a:stretch>
                       <a:fillRect/>
                     </a:stretch>
@@ -18280,7 +18447,7 @@
                     </pic:cNvPicPr>
                   </pic:nvPicPr>
                   <pic:blipFill>
-                    <a:blip r:embed="rId50"/>
+                    <a:blip r:embed="rId53"/>
                     <a:stretch>
                       <a:fillRect/>
                     </a:stretch>
@@ -18423,7 +18590,7 @@
                     </pic:cNvPicPr>
                   </pic:nvPicPr>
                   <pic:blipFill>
-                    <a:blip r:embed="rId51"/>
+                    <a:blip r:embed="rId54"/>
                     <a:stretch>
                       <a:fillRect/>
                     </a:stretch>
@@ -18511,7 +18678,7 @@
                     </pic:cNvPicPr>
                   </pic:nvPicPr>
                   <pic:blipFill>
-                    <a:blip r:embed="rId52"/>
+                    <a:blip r:embed="rId55"/>
                     <a:stretch>
                       <a:fillRect/>
                     </a:stretch>
@@ -18609,7 +18776,7 @@
                     </pic:cNvPicPr>
                   </pic:nvPicPr>
                   <pic:blipFill>
-                    <a:blip r:embed="rId53"/>
+                    <a:blip r:embed="rId56"/>
                     <a:stretch>
                       <a:fillRect/>
                     </a:stretch>
@@ -19894,7 +20061,7 @@
                     </pic:cNvPicPr>
                   </pic:nvPicPr>
                   <pic:blipFill>
-                    <a:blip r:embed="rId54"/>
+                    <a:blip r:embed="rId57"/>
                     <a:stretch>
                       <a:fillRect/>
                     </a:stretch>
@@ -20247,7 +20414,7 @@
                     </pic:cNvPicPr>
                   </pic:nvPicPr>
                   <pic:blipFill>
-                    <a:blip r:embed="rId55"/>
+                    <a:blip r:embed="rId58"/>
                     <a:stretch>
                       <a:fillRect/>
                     </a:stretch>
@@ -20794,8 +20961,8 @@
           <w:bCs/>
         </w:rPr>
       </w:pPr>
-      <w:bookmarkStart w:id="28" w:name="_Toc106568874"/>
-      <w:bookmarkStart w:id="29" w:name="_Toc169607387"/>
+      <w:bookmarkStart w:id="28" w:name="_Toc169607387"/>
+      <w:bookmarkStart w:id="29" w:name="_Toc106568874"/>
       <w:r>
         <w:rPr>
           <w:rFonts w:ascii="Times New Roman" w:hAnsi="Times New Roman" w:cs="Times New Roman"/>
@@ -20890,7 +21057,7 @@
                     </pic:cNvPicPr>
                   </pic:nvPicPr>
                   <pic:blipFill>
-                    <a:blip r:embed="rId56"/>
+                    <a:blip r:embed="rId59"/>
                     <a:stretch>
                       <a:fillRect/>
                     </a:stretch>
@@ -21911,6 +22078,12 @@
             <w:insideH w:val="single" w:color="auto" w:sz="4" w:space="0"/>
             <w:insideV w:val="single" w:color="auto" w:sz="4" w:space="0"/>
           </w:tblBorders>
+          <w:tblCellMar>
+            <w:top w:w="0" w:type="dxa"/>
+            <w:left w:w="108" w:type="dxa"/>
+            <w:bottom w:w="0" w:type="dxa"/>
+            <w:right w:w="108" w:type="dxa"/>
+          </w:tblCellMar>
         </w:tblPrEx>
         <w:trPr>
           <w:tblHeader/>
@@ -24994,7 +25167,7 @@
                     </pic:cNvPicPr>
                   </pic:nvPicPr>
                   <pic:blipFill>
-                    <a:blip r:embed="rId57"/>
+                    <a:blip r:embed="rId60"/>
                     <a:stretch>
                       <a:fillRect/>
                     </a:stretch>
@@ -25229,7 +25402,7 @@
                     </pic:cNvPicPr>
                   </pic:nvPicPr>
                   <pic:blipFill>
-                    <a:blip r:embed="rId58"/>
+                    <a:blip r:embed="rId61"/>
                     <a:stretch>
                       <a:fillRect/>
                     </a:stretch>
@@ -25339,7 +25512,7 @@
                     </pic:cNvPicPr>
                   </pic:nvPicPr>
                   <pic:blipFill>
-                    <a:blip r:embed="rId59"/>
+                    <a:blip r:embed="rId62"/>
                     <a:stretch>
                       <a:fillRect/>
                     </a:stretch>
@@ -25661,7 +25834,7 @@
                     </pic:cNvPicPr>
                   </pic:nvPicPr>
                   <pic:blipFill>
-                    <a:blip r:embed="rId60"/>
+                    <a:blip r:embed="rId63"/>
                     <a:stretch>
                       <a:fillRect/>
                     </a:stretch>
@@ -31848,7 +32021,7 @@
                     </pic:cNvPicPr>
                   </pic:nvPicPr>
                   <pic:blipFill>
-                    <a:blip r:embed="rId61"/>
+                    <a:blip r:embed="rId64"/>
                     <a:stretch>
                       <a:fillRect/>
                     </a:stretch>
@@ -31910,7 +32083,7 @@
     <w:sdtPr>
       <w:id w:val="-1679417185"/>
       <w:docPartObj>
-        <w:docPartGallery w:val="AutoText"/>
+        <w:docPartGallery w:val="autotext"/>
       </w:docPartObj>
     </w:sdtPr>
     <w:sdtEndPr>
@@ -35246,7 +35419,7 @@
     <w:lsdException w:uiPriority="99" w:name="index 8"/>
     <w:lsdException w:uiPriority="99" w:name="index 9"/>
     <w:lsdException w:qFormat="1" w:uiPriority="39" w:semiHidden="0" w:name="toc 1"/>
-    <w:lsdException w:uiPriority="39" w:semiHidden="0" w:name="toc 2"/>
+    <w:lsdException w:qFormat="1" w:uiPriority="39" w:semiHidden="0" w:name="toc 2"/>
     <w:lsdException w:qFormat="1" w:uiPriority="39" w:semiHidden="0" w:name="toc 3"/>
     <w:lsdException w:uiPriority="39" w:name="toc 4"/>
     <w:lsdException w:uiPriority="39" w:name="toc 5"/>
@@ -35311,7 +35484,7 @@
     <w:lsdException w:uiPriority="99" w:name="Body Text Indent 2"/>
     <w:lsdException w:uiPriority="99" w:name="Body Text Indent 3"/>
     <w:lsdException w:uiPriority="99" w:name="Block Text"/>
-    <w:lsdException w:uiPriority="99" w:semiHidden="0" w:name="Hyperlink"/>
+    <w:lsdException w:qFormat="1" w:uiPriority="99" w:semiHidden="0" w:name="Hyperlink"/>
     <w:lsdException w:uiPriority="99" w:name="FollowedHyperlink"/>
     <w:lsdException w:qFormat="1" w:unhideWhenUsed="0" w:uiPriority="22" w:semiHidden="0" w:name="Strong"/>
     <w:lsdException w:qFormat="1" w:unhideWhenUsed="0" w:uiPriority="20" w:semiHidden="0" w:name="Emphasis"/>
@@ -35540,6 +35713,7 @@
     <w:name w:val="Hyperlink"/>
     <w:basedOn w:val="8"/>
     <w:unhideWhenUsed/>
+    <w:qFormat/>
     <w:uiPriority w:val="99"/>
     <w:rPr>
       <w:color w:val="0563C1" w:themeColor="hyperlink"/>
@@ -35637,6 +35811,7 @@
     <w:next w:val="1"/>
     <w:autoRedefine/>
     <w:unhideWhenUsed/>
+    <w:qFormat/>
     <w:uiPriority w:val="39"/>
     <w:pPr>
       <w:spacing w:after="100"/>
@@ -35851,6 +36026,7 @@
   <w:style w:type="character" w:customStyle="1" w:styleId="30">
     <w:name w:val="Абзац списка Знак"/>
     <w:link w:val="29"/>
+    <w:qFormat/>
     <w:uiPriority w:val="34"/>
     <w:rPr>
       <w:rFonts w:ascii="Times New Roman" w:hAnsi="Times New Roman" w:eastAsia="Calibri" w:cs="Times New Roman"/>
